--- a/Base Application/Foundation/Reporting/ReportParts/HeaderFooterDesign/InternalMinimalistic.docx
+++ b/Base Application/Foundation/Reporting/ReportParts/HeaderFooterDesign/InternalMinimalistic.docx
@@ -97,7 +97,7 @@
           </w:sdtPr>
           <w:sdtEndPr>
             <w:rPr>
-              <w:rFonts w:ascii="Segoe UI Semibold" w:eastAsiaTheme="minorHAnsi" w:hAnsi="Segoe UI Semibold"/>
+              <w:rFonts w:ascii="Segoe UI Semibold" w:hAnsi="Segoe UI Semibold" w:eastAsiaTheme="minorHAnsi"/>
               <w:sz w:val="16"/>
               <w:szCs w:val="16"/>
             </w:rPr>
@@ -193,20 +193,7 @@
         </w:tcPr>
         <w:sdt>
           <w:sdtPr>
-            <w:rPr>
-              <w:rFonts w:cs="Segoe UI Semibold"/>
-              <w:b/>
-              <w:bCs/>
-              <w:color w:val="242424"/>
-            </w:rPr>
-            <w:alias w:val="CompanyName"/>
-            <w:tag w:val="#BC:InsertDataItem,BCReportInformation/ReportRequest/CompanyName"/>
-            <w:id w:val="815841956"/>
-            <w:placeholder>
-              <w:docPart w:val="4C9203C94F7743AD8CF7711C41AFB3D8"/>
-            </w:placeholder>
-            <w15:color w:val="808080"/>
-            <w:text/>
+            <w:dataBinding w:prefixMappings="xmlns:ns0='urn:microsoft-dynamics-nav/reports/Tenant_Report_Defaults/2000000001/'" w:xpath="/ns0:NavWordReportXmlPart[1]/ns0:BCReportInformation[1]/ns0:ReportRequest[1]/ns0:CompanyName[1]" w:storeItemID="{9C08F255-E4AE-4F30-87C2-17966DB0AFF9}"/>
           </w:sdtPr>
           <w:sdtContent>
             <w:p>
@@ -257,18 +244,7 @@
       </w:tc>
       <w:sdt>
         <w:sdtPr>
-          <w:rPr>
-            <w:rFonts w:cs="Segoe UI Semibold"/>
-            <w:color w:val="242424"/>
-          </w:rPr>
-          <w:alias w:val="UserName"/>
-          <w:tag w:val="#BC:InsertDataItem,BCReportInformation/ReportRequest/UserName"/>
-          <w:id w:val="-1960483366"/>
-          <w:placeholder>
-            <w:docPart w:val="DefaultPlaceholder_-1854013440"/>
-          </w:placeholder>
-          <w15:color w:val="808080"/>
-          <w:text/>
+          <w:dataBinding w:prefixMappings="xmlns:ns0='urn:microsoft-dynamics-nav/reports/Tenant_Report_Defaults/2000000001/'" w:xpath="/ns0:NavWordReportXmlPart[1]/ns0:BCReportInformation[1]/ns0:ReportRequest[1]/ns0:UserName[1]" w:storeItemID="{9C08F255-E4AE-4F30-87C2-17966DB0AFF9}"/>
         </w:sdtPr>
         <w:sdtContent>
           <w:tc>
@@ -356,7 +332,7 @@
           </w:sdtPr>
           <w:sdtEndPr>
             <w:rPr>
-              <w:rFonts w:ascii="Segoe UI Semibold" w:eastAsiaTheme="minorHAnsi" w:hAnsi="Segoe UI Semibold"/>
+              <w:rFonts w:ascii="Segoe UI Semibold" w:hAnsi="Segoe UI Semibold" w:eastAsiaTheme="minorHAnsi"/>
               <w:sz w:val="16"/>
               <w:szCs w:val="16"/>
             </w:rPr>
@@ -452,20 +428,7 @@
         </w:tcPr>
         <w:sdt>
           <w:sdtPr>
-            <w:rPr>
-              <w:rFonts w:cs="Segoe UI Semibold"/>
-              <w:b/>
-              <w:bCs/>
-              <w:color w:val="242424"/>
-            </w:rPr>
-            <w:alias w:val="CompanyName"/>
-            <w:tag w:val="#BC:InsertDataItem,BCReportInformation/ReportRequest/CompanyName"/>
-            <w:id w:val="-617988377"/>
-            <w:placeholder>
-              <w:docPart w:val="FE77510470DF4802AFBDA309274C736A"/>
-            </w:placeholder>
-            <w15:color w:val="808080"/>
-            <w:text/>
+            <w:dataBinding w:prefixMappings="xmlns:ns0='urn:microsoft-dynamics-nav/reports/Tenant_Report_Defaults/2000000001/'" w:xpath="/ns0:NavWordReportXmlPart[1]/ns0:BCReportInformation[1]/ns0:ReportRequest[1]/ns0:CompanyName[1]" w:storeItemID="{9C08F255-E4AE-4F30-87C2-17966DB0AFF9}"/>
           </w:sdtPr>
           <w:sdtContent>
             <w:p>
@@ -582,14 +545,7 @@
           </w:pPr>
           <w:sdt>
             <w:sdtPr>
-              <w:alias w:val="ReportCaption"/>
-              <w:tag w:val="#BC:InsertDataItem,BCReportInformation/ReportMetadata/ReportCaption"/>
-              <w:id w:val="1251386124"/>
-              <w:placeholder>
-                <w:docPart w:val="DefaultPlaceholder_-1854013440"/>
-              </w:placeholder>
-              <w15:color w:val="808080"/>
-              <w:text/>
+              <w:dataBinding w:prefixMappings="xmlns:ns0='urn:microsoft-dynamics-nav/reports/Tenant_Report_Defaults/2000000001/'" w:xpath="/ns0:NavWordReportXmlPart[1]/ns0:BCReportInformation[1]/ns0:ReportMetadata[1]/ns0:ReportCaption[1]" w:storeItemID="{9C08F255-E4AE-4F30-87C2-17966DB0AFF9}"/>
             </w:sdtPr>
             <w:sdtContent>
               <w:r>

--- a/Base Application/Foundation/Reporting/ReportParts/HeaderFooterDesign/InternalMinimalistic.docx
+++ b/Base Application/Foundation/Reporting/ReportParts/HeaderFooterDesign/InternalMinimalistic.docx
@@ -97,7 +97,7 @@
           </w:sdtPr>
           <w:sdtEndPr>
             <w:rPr>
-              <w:rFonts w:ascii="Segoe UI Semibold" w:hAnsi="Segoe UI Semibold" w:eastAsiaTheme="minorHAnsi"/>
+              <w:rFonts w:ascii="Segoe UI Semibold" w:eastAsiaTheme="minorHAnsi" w:hAnsi="Segoe UI Semibold"/>
               <w:sz w:val="16"/>
               <w:szCs w:val="16"/>
             </w:rPr>
@@ -193,7 +193,20 @@
         </w:tcPr>
         <w:sdt>
           <w:sdtPr>
-            <w:dataBinding w:prefixMappings="xmlns:ns0='urn:microsoft-dynamics-nav/reports/Tenant_Report_Defaults/2000000001/'" w:xpath="/ns0:NavWordReportXmlPart[1]/ns0:BCReportInformation[1]/ns0:ReportRequest[1]/ns0:CompanyName[1]" w:storeItemID="{9C08F255-E4AE-4F30-87C2-17966DB0AFF9}"/>
+            <w:rPr>
+              <w:rFonts w:cs="Segoe UI Semibold"/>
+              <w:b/>
+              <w:bCs/>
+              <w:color w:val="242424"/>
+            </w:rPr>
+            <w:alias w:val="CompanyName"/>
+            <w:tag w:val="#BC:InsertDataItem,BCReportInformation/ReportRequest/CompanyName"/>
+            <w:id w:val="815841956"/>
+            <w:placeholder>
+              <w:docPart w:val="4C9203C94F7743AD8CF7711C41AFB3D8"/>
+            </w:placeholder>
+            <w15:color w:val="808080"/>
+            <w:text/>
           </w:sdtPr>
           <w:sdtContent>
             <w:p>
@@ -244,7 +257,18 @@
       </w:tc>
       <w:sdt>
         <w:sdtPr>
-          <w:dataBinding w:prefixMappings="xmlns:ns0='urn:microsoft-dynamics-nav/reports/Tenant_Report_Defaults/2000000001/'" w:xpath="/ns0:NavWordReportXmlPart[1]/ns0:BCReportInformation[1]/ns0:ReportRequest[1]/ns0:UserName[1]" w:storeItemID="{9C08F255-E4AE-4F30-87C2-17966DB0AFF9}"/>
+          <w:rPr>
+            <w:rFonts w:cs="Segoe UI Semibold"/>
+            <w:color w:val="242424"/>
+          </w:rPr>
+          <w:alias w:val="UserName"/>
+          <w:tag w:val="#BC:InsertDataItem,BCReportInformation/ReportRequest/UserName"/>
+          <w:id w:val="-1960483366"/>
+          <w:placeholder>
+            <w:docPart w:val="DefaultPlaceholder_-1854013440"/>
+          </w:placeholder>
+          <w15:color w:val="808080"/>
+          <w:text/>
         </w:sdtPr>
         <w:sdtContent>
           <w:tc>
@@ -332,7 +356,7 @@
           </w:sdtPr>
           <w:sdtEndPr>
             <w:rPr>
-              <w:rFonts w:ascii="Segoe UI Semibold" w:hAnsi="Segoe UI Semibold" w:eastAsiaTheme="minorHAnsi"/>
+              <w:rFonts w:ascii="Segoe UI Semibold" w:eastAsiaTheme="minorHAnsi" w:hAnsi="Segoe UI Semibold"/>
               <w:sz w:val="16"/>
               <w:szCs w:val="16"/>
             </w:rPr>
@@ -428,7 +452,20 @@
         </w:tcPr>
         <w:sdt>
           <w:sdtPr>
-            <w:dataBinding w:prefixMappings="xmlns:ns0='urn:microsoft-dynamics-nav/reports/Tenant_Report_Defaults/2000000001/'" w:xpath="/ns0:NavWordReportXmlPart[1]/ns0:BCReportInformation[1]/ns0:ReportRequest[1]/ns0:CompanyName[1]" w:storeItemID="{9C08F255-E4AE-4F30-87C2-17966DB0AFF9}"/>
+            <w:rPr>
+              <w:rFonts w:cs="Segoe UI Semibold"/>
+              <w:b/>
+              <w:bCs/>
+              <w:color w:val="242424"/>
+            </w:rPr>
+            <w:alias w:val="CompanyName"/>
+            <w:tag w:val="#BC:InsertDataItem,BCReportInformation/ReportRequest/CompanyName"/>
+            <w:id w:val="-617988377"/>
+            <w:placeholder>
+              <w:docPart w:val="FE77510470DF4802AFBDA309274C736A"/>
+            </w:placeholder>
+            <w15:color w:val="808080"/>
+            <w:text/>
           </w:sdtPr>
           <w:sdtContent>
             <w:p>
@@ -545,7 +582,14 @@
           </w:pPr>
           <w:sdt>
             <w:sdtPr>
-              <w:dataBinding w:prefixMappings="xmlns:ns0='urn:microsoft-dynamics-nav/reports/Tenant_Report_Defaults/2000000001/'" w:xpath="/ns0:NavWordReportXmlPart[1]/ns0:BCReportInformation[1]/ns0:ReportMetadata[1]/ns0:ReportCaption[1]" w:storeItemID="{9C08F255-E4AE-4F30-87C2-17966DB0AFF9}"/>
+              <w:alias w:val="ReportCaption"/>
+              <w:tag w:val="#BC:InsertDataItem,BCReportInformation/ReportMetadata/ReportCaption"/>
+              <w:id w:val="1251386124"/>
+              <w:placeholder>
+                <w:docPart w:val="DefaultPlaceholder_-1854013440"/>
+              </w:placeholder>
+              <w15:color w:val="808080"/>
+              <w:text/>
             </w:sdtPr>
             <w:sdtContent>
               <w:r>
